--- a/doc/Doc.docx
+++ b/doc/Doc.docx
@@ -9,10 +9,1080 @@
           <w:ilvl w:val="0"/>
           <w:numId w:val="1"/>
         </w:numPr>
-      </w:pPr>
-      <w:r>
-        <w:t>Установка</w:t>
-      </w:r>
+        <w:spacing w:after="120"/>
+        <w:contextualSpacing w:val="0"/>
+        <w:jc w:val="center"/>
+        <w:outlineLvl w:val="0"/>
+        <w:rPr>
+          <w:rFonts w:ascii="Times New Roman" w:hAnsi="Times New Roman" w:cs="Times New Roman"/>
+          <w:b/>
+          <w:sz w:val="32"/>
+          <w:szCs w:val="32"/>
+          <w:lang w:val="en-US"/>
+        </w:rPr>
+      </w:pPr>
+      <w:r>
+        <w:rPr>
+          <w:rFonts w:ascii="Times New Roman" w:hAnsi="Times New Roman" w:cs="Times New Roman"/>
+          <w:b/>
+          <w:sz w:val="32"/>
+          <w:szCs w:val="32"/>
+        </w:rPr>
+        <w:t>Запуск</w:t>
+      </w:r>
+    </w:p>
+    <w:p>
+      <w:pPr>
+        <w:tabs>
+          <w:tab w:val="left" w:pos="916"/>
+          <w:tab w:val="left" w:pos="1832"/>
+          <w:tab w:val="left" w:pos="2748"/>
+          <w:tab w:val="left" w:pos="3664"/>
+          <w:tab w:val="left" w:pos="4580"/>
+          <w:tab w:val="left" w:pos="5496"/>
+          <w:tab w:val="left" w:pos="6412"/>
+          <w:tab w:val="left" w:pos="7328"/>
+          <w:tab w:val="left" w:pos="8244"/>
+          <w:tab w:val="left" w:pos="9160"/>
+          <w:tab w:val="left" w:pos="10076"/>
+          <w:tab w:val="left" w:pos="10992"/>
+          <w:tab w:val="left" w:pos="11908"/>
+          <w:tab w:val="left" w:pos="12824"/>
+          <w:tab w:val="left" w:pos="13740"/>
+          <w:tab w:val="left" w:pos="14656"/>
+        </w:tabs>
+        <w:spacing w:after="0" w:line="240" w:lineRule="auto"/>
+        <w:rPr>
+          <w:rFonts w:ascii="Times New Roman" w:eastAsia="Times New Roman" w:hAnsi="Times New Roman" w:cs="Times New Roman"/>
+          <w:sz w:val="28"/>
+          <w:szCs w:val="20"/>
+          <w:lang w:eastAsia="ru-RU"/>
+        </w:rPr>
+      </w:pPr>
+      <w:proofErr w:type="spellStart"/>
+      <w:proofErr w:type="gramStart"/>
+      <w:r>
+        <w:rPr>
+          <w:rFonts w:ascii="Times New Roman" w:eastAsia="Times New Roman" w:hAnsi="Times New Roman" w:cs="Times New Roman"/>
+          <w:sz w:val="28"/>
+          <w:szCs w:val="20"/>
+          <w:lang w:val="en-US" w:eastAsia="ru-RU"/>
+        </w:rPr>
+        <w:t>git</w:t>
+      </w:r>
+      <w:proofErr w:type="spellEnd"/>
+      <w:proofErr w:type="gramEnd"/>
+      <w:r>
+        <w:rPr>
+          <w:rFonts w:ascii="Times New Roman" w:eastAsia="Times New Roman" w:hAnsi="Times New Roman" w:cs="Times New Roman"/>
+          <w:sz w:val="28"/>
+          <w:szCs w:val="20"/>
+          <w:lang w:eastAsia="ru-RU"/>
+        </w:rPr>
+        <w:t xml:space="preserve"> </w:t>
+      </w:r>
+      <w:r>
+        <w:rPr>
+          <w:rFonts w:ascii="Times New Roman" w:eastAsia="Times New Roman" w:hAnsi="Times New Roman" w:cs="Times New Roman"/>
+          <w:sz w:val="28"/>
+          <w:szCs w:val="20"/>
+          <w:lang w:val="en-US" w:eastAsia="ru-RU"/>
+        </w:rPr>
+        <w:t>clone</w:t>
+      </w:r>
+      <w:r>
+        <w:rPr>
+          <w:rFonts w:ascii="Times New Roman" w:eastAsia="Times New Roman" w:hAnsi="Times New Roman" w:cs="Times New Roman"/>
+          <w:sz w:val="28"/>
+          <w:szCs w:val="20"/>
+          <w:lang w:eastAsia="ru-RU"/>
+        </w:rPr>
+        <w:t xml:space="preserve"> </w:t>
+      </w:r>
+      <w:r>
+        <w:rPr>
+          <w:rFonts w:ascii="Times New Roman" w:eastAsia="Times New Roman" w:hAnsi="Times New Roman" w:cs="Times New Roman"/>
+          <w:sz w:val="28"/>
+          <w:szCs w:val="20"/>
+          <w:lang w:val="en-US" w:eastAsia="ru-RU"/>
+        </w:rPr>
+        <w:t>https</w:t>
+      </w:r>
+      <w:r>
+        <w:rPr>
+          <w:rFonts w:ascii="Times New Roman" w:eastAsia="Times New Roman" w:hAnsi="Times New Roman" w:cs="Times New Roman"/>
+          <w:sz w:val="28"/>
+          <w:szCs w:val="20"/>
+          <w:lang w:eastAsia="ru-RU"/>
+        </w:rPr>
+        <w:t>://</w:t>
+      </w:r>
+      <w:proofErr w:type="spellStart"/>
+      <w:r>
+        <w:rPr>
+          <w:rFonts w:ascii="Times New Roman" w:eastAsia="Times New Roman" w:hAnsi="Times New Roman" w:cs="Times New Roman"/>
+          <w:sz w:val="28"/>
+          <w:szCs w:val="20"/>
+          <w:lang w:val="en-US" w:eastAsia="ru-RU"/>
+        </w:rPr>
+        <w:t>github</w:t>
+      </w:r>
+      <w:proofErr w:type="spellEnd"/>
+      <w:r>
+        <w:rPr>
+          <w:rFonts w:ascii="Times New Roman" w:eastAsia="Times New Roman" w:hAnsi="Times New Roman" w:cs="Times New Roman"/>
+          <w:sz w:val="28"/>
+          <w:szCs w:val="20"/>
+          <w:lang w:eastAsia="ru-RU"/>
+        </w:rPr>
+        <w:t>.</w:t>
+      </w:r>
+      <w:r>
+        <w:rPr>
+          <w:rFonts w:ascii="Times New Roman" w:eastAsia="Times New Roman" w:hAnsi="Times New Roman" w:cs="Times New Roman"/>
+          <w:sz w:val="28"/>
+          <w:szCs w:val="20"/>
+          <w:lang w:val="en-US" w:eastAsia="ru-RU"/>
+        </w:rPr>
+        <w:t>com</w:t>
+      </w:r>
+      <w:r>
+        <w:rPr>
+          <w:rFonts w:ascii="Times New Roman" w:eastAsia="Times New Roman" w:hAnsi="Times New Roman" w:cs="Times New Roman"/>
+          <w:sz w:val="28"/>
+          <w:szCs w:val="20"/>
+          <w:lang w:eastAsia="ru-RU"/>
+        </w:rPr>
+        <w:t>/</w:t>
+      </w:r>
+      <w:r>
+        <w:rPr>
+          <w:rFonts w:ascii="Times New Roman" w:eastAsia="Times New Roman" w:hAnsi="Times New Roman" w:cs="Times New Roman"/>
+          <w:sz w:val="28"/>
+          <w:szCs w:val="20"/>
+          <w:lang w:val="en-US" w:eastAsia="ru-RU"/>
+        </w:rPr>
+        <w:t>deloraevil</w:t>
+      </w:r>
+      <w:r>
+        <w:rPr>
+          <w:rFonts w:ascii="Times New Roman" w:eastAsia="Times New Roman" w:hAnsi="Times New Roman" w:cs="Times New Roman"/>
+          <w:sz w:val="28"/>
+          <w:szCs w:val="20"/>
+          <w:lang w:eastAsia="ru-RU"/>
+        </w:rPr>
+        <w:t>/</w:t>
+      </w:r>
+      <w:proofErr w:type="spellStart"/>
+      <w:r>
+        <w:rPr>
+          <w:rFonts w:ascii="Times New Roman" w:eastAsia="Times New Roman" w:hAnsi="Times New Roman" w:cs="Times New Roman"/>
+          <w:sz w:val="28"/>
+          <w:szCs w:val="20"/>
+          <w:lang w:val="en-US" w:eastAsia="ru-RU"/>
+        </w:rPr>
+        <w:t>LaravelAPI</w:t>
+      </w:r>
+      <w:proofErr w:type="spellEnd"/>
+      <w:r>
+        <w:rPr>
+          <w:rFonts w:ascii="Times New Roman" w:eastAsia="Times New Roman" w:hAnsi="Times New Roman" w:cs="Times New Roman"/>
+          <w:sz w:val="28"/>
+          <w:szCs w:val="20"/>
+          <w:lang w:eastAsia="ru-RU"/>
+        </w:rPr>
+        <w:t>.</w:t>
+      </w:r>
+      <w:proofErr w:type="spellStart"/>
+      <w:r>
+        <w:rPr>
+          <w:rFonts w:ascii="Times New Roman" w:eastAsia="Times New Roman" w:hAnsi="Times New Roman" w:cs="Times New Roman"/>
+          <w:sz w:val="28"/>
+          <w:szCs w:val="20"/>
+          <w:lang w:val="en-US" w:eastAsia="ru-RU"/>
+        </w:rPr>
+        <w:t>git</w:t>
+      </w:r>
+      <w:proofErr w:type="spellEnd"/>
+      <w:r>
+        <w:rPr>
+          <w:rFonts w:ascii="Times New Roman" w:eastAsia="Times New Roman" w:hAnsi="Times New Roman" w:cs="Times New Roman"/>
+          <w:sz w:val="28"/>
+          <w:szCs w:val="20"/>
+          <w:lang w:eastAsia="ru-RU"/>
+        </w:rPr>
+        <w:t xml:space="preserve"> /ваше рабочее пространство/</w:t>
+      </w:r>
+    </w:p>
+    <w:p>
+      <w:pPr>
+        <w:tabs>
+          <w:tab w:val="left" w:pos="916"/>
+          <w:tab w:val="left" w:pos="1832"/>
+          <w:tab w:val="left" w:pos="2748"/>
+          <w:tab w:val="left" w:pos="3664"/>
+          <w:tab w:val="left" w:pos="4580"/>
+          <w:tab w:val="left" w:pos="5496"/>
+          <w:tab w:val="left" w:pos="6412"/>
+          <w:tab w:val="left" w:pos="7328"/>
+          <w:tab w:val="left" w:pos="8244"/>
+          <w:tab w:val="left" w:pos="9160"/>
+          <w:tab w:val="left" w:pos="10076"/>
+          <w:tab w:val="left" w:pos="10992"/>
+          <w:tab w:val="left" w:pos="11908"/>
+          <w:tab w:val="left" w:pos="12824"/>
+          <w:tab w:val="left" w:pos="13740"/>
+          <w:tab w:val="left" w:pos="14656"/>
+        </w:tabs>
+        <w:spacing w:after="0" w:line="240" w:lineRule="auto"/>
+        <w:rPr>
+          <w:rFonts w:ascii="Times New Roman" w:eastAsia="Times New Roman" w:hAnsi="Times New Roman" w:cs="Times New Roman"/>
+          <w:sz w:val="28"/>
+          <w:szCs w:val="20"/>
+          <w:lang w:eastAsia="ru-RU"/>
+        </w:rPr>
+      </w:pPr>
+    </w:p>
+    <w:p>
+      <w:pPr>
+        <w:pStyle w:val="HTML"/>
+        <w:rPr>
+          <w:rStyle w:val="HTML1"/>
+          <w:rFonts w:ascii="Times New Roman" w:hAnsi="Times New Roman" w:cs="Times New Roman"/>
+          <w:sz w:val="28"/>
+        </w:rPr>
+      </w:pPr>
+      <w:proofErr w:type="spellStart"/>
+      <w:r>
+        <w:rPr>
+          <w:rStyle w:val="HTML1"/>
+          <w:rFonts w:ascii="Times New Roman" w:hAnsi="Times New Roman" w:cs="Times New Roman"/>
+          <w:sz w:val="28"/>
+        </w:rPr>
+        <w:t>cd</w:t>
+      </w:r>
+      <w:proofErr w:type="spellEnd"/>
+      <w:r>
+        <w:rPr>
+          <w:rStyle w:val="HTML1"/>
+          <w:rFonts w:ascii="Times New Roman" w:hAnsi="Times New Roman" w:cs="Times New Roman"/>
+          <w:sz w:val="28"/>
+        </w:rPr>
+        <w:t xml:space="preserve"> </w:t>
+      </w:r>
+      <w:r>
+        <w:rPr>
+          <w:rStyle w:val="HTML1"/>
+          <w:rFonts w:ascii="Times New Roman" w:hAnsi="Times New Roman" w:cs="Times New Roman"/>
+          <w:sz w:val="28"/>
+        </w:rPr>
+        <w:t>/ваше рабочее пространство/</w:t>
+      </w:r>
+    </w:p>
+    <w:p>
+      <w:pPr>
+        <w:pStyle w:val="HTML"/>
+        <w:rPr>
+          <w:rStyle w:val="HTML1"/>
+          <w:rFonts w:ascii="Times New Roman" w:hAnsi="Times New Roman" w:cs="Times New Roman"/>
+          <w:sz w:val="28"/>
+        </w:rPr>
+      </w:pPr>
+    </w:p>
+    <w:p>
+      <w:pPr>
+        <w:pStyle w:val="HTML"/>
+        <w:rPr>
+          <w:rStyle w:val="HTML1"/>
+          <w:rFonts w:ascii="Times New Roman" w:hAnsi="Times New Roman" w:cs="Times New Roman"/>
+          <w:sz w:val="28"/>
+        </w:rPr>
+      </w:pPr>
+      <w:proofErr w:type="spellStart"/>
+      <w:proofErr w:type="gramStart"/>
+      <w:r>
+        <w:rPr>
+          <w:rStyle w:val="HTML1"/>
+          <w:rFonts w:ascii="Times New Roman" w:hAnsi="Times New Roman" w:cs="Times New Roman"/>
+          <w:sz w:val="28"/>
+        </w:rPr>
+        <w:t>cp</w:t>
+      </w:r>
+      <w:proofErr w:type="spellEnd"/>
+      <w:r>
+        <w:rPr>
+          <w:rStyle w:val="HTML1"/>
+          <w:rFonts w:ascii="Times New Roman" w:hAnsi="Times New Roman" w:cs="Times New Roman"/>
+          <w:sz w:val="28"/>
+        </w:rPr>
+        <w:t xml:space="preserve"> .</w:t>
+      </w:r>
+      <w:proofErr w:type="spellStart"/>
+      <w:proofErr w:type="gramEnd"/>
+      <w:r>
+        <w:rPr>
+          <w:rStyle w:val="HTML1"/>
+          <w:rFonts w:ascii="Times New Roman" w:hAnsi="Times New Roman" w:cs="Times New Roman"/>
+          <w:sz w:val="28"/>
+        </w:rPr>
+        <w:t>env.example</w:t>
+      </w:r>
+      <w:proofErr w:type="spellEnd"/>
+      <w:r>
+        <w:rPr>
+          <w:rStyle w:val="HTML1"/>
+          <w:rFonts w:ascii="Times New Roman" w:hAnsi="Times New Roman" w:cs="Times New Roman"/>
+          <w:sz w:val="28"/>
+        </w:rPr>
+        <w:t xml:space="preserve"> .</w:t>
+      </w:r>
+      <w:proofErr w:type="spellStart"/>
+      <w:r>
+        <w:rPr>
+          <w:rStyle w:val="HTML1"/>
+          <w:rFonts w:ascii="Times New Roman" w:hAnsi="Times New Roman" w:cs="Times New Roman"/>
+          <w:sz w:val="28"/>
+        </w:rPr>
+        <w:t>env</w:t>
+      </w:r>
+      <w:proofErr w:type="spellEnd"/>
+    </w:p>
+    <w:p>
+      <w:pPr>
+        <w:pStyle w:val="HTML"/>
+        <w:rPr>
+          <w:rStyle w:val="HTML1"/>
+          <w:rFonts w:ascii="Times New Roman" w:hAnsi="Times New Roman" w:cs="Times New Roman"/>
+          <w:sz w:val="28"/>
+        </w:rPr>
+      </w:pPr>
+    </w:p>
+    <w:p>
+      <w:pPr>
+        <w:pStyle w:val="HTML"/>
+        <w:rPr>
+          <w:rStyle w:val="HTML1"/>
+          <w:rFonts w:ascii="Times New Roman" w:hAnsi="Times New Roman" w:cs="Times New Roman"/>
+          <w:sz w:val="28"/>
+          <w:lang w:val="en-US"/>
+        </w:rPr>
+      </w:pPr>
+      <w:proofErr w:type="spellStart"/>
+      <w:proofErr w:type="gramStart"/>
+      <w:r>
+        <w:rPr>
+          <w:rStyle w:val="HTML1"/>
+          <w:rFonts w:ascii="Times New Roman" w:hAnsi="Times New Roman" w:cs="Times New Roman"/>
+          <w:sz w:val="28"/>
+          <w:lang w:val="en-US"/>
+        </w:rPr>
+        <w:t>docker</w:t>
+      </w:r>
+      <w:proofErr w:type="spellEnd"/>
+      <w:proofErr w:type="gramEnd"/>
+      <w:r>
+        <w:rPr>
+          <w:rStyle w:val="HTML1"/>
+          <w:rFonts w:ascii="Times New Roman" w:hAnsi="Times New Roman" w:cs="Times New Roman"/>
+          <w:sz w:val="28"/>
+          <w:lang w:val="en-US"/>
+        </w:rPr>
+        <w:t xml:space="preserve"> compose run --</w:t>
+      </w:r>
+      <w:proofErr w:type="spellStart"/>
+      <w:r>
+        <w:rPr>
+          <w:rStyle w:val="HTML1"/>
+          <w:rFonts w:ascii="Times New Roman" w:hAnsi="Times New Roman" w:cs="Times New Roman"/>
+          <w:sz w:val="28"/>
+          <w:lang w:val="en-US"/>
+        </w:rPr>
+        <w:t>rm</w:t>
+      </w:r>
+      <w:proofErr w:type="spellEnd"/>
+      <w:r>
+        <w:rPr>
+          <w:rStyle w:val="HTML1"/>
+          <w:rFonts w:ascii="Times New Roman" w:hAnsi="Times New Roman" w:cs="Times New Roman"/>
+          <w:sz w:val="28"/>
+          <w:lang w:val="en-US"/>
+        </w:rPr>
+        <w:t xml:space="preserve"> </w:t>
+      </w:r>
+      <w:proofErr w:type="spellStart"/>
+      <w:r>
+        <w:rPr>
+          <w:rStyle w:val="HTML1"/>
+          <w:rFonts w:ascii="Times New Roman" w:hAnsi="Times New Roman" w:cs="Times New Roman"/>
+          <w:sz w:val="28"/>
+          <w:lang w:val="en-US"/>
+        </w:rPr>
+        <w:t>laravel.test</w:t>
+      </w:r>
+      <w:proofErr w:type="spellEnd"/>
+      <w:r>
+        <w:rPr>
+          <w:rStyle w:val="HTML1"/>
+          <w:rFonts w:ascii="Times New Roman" w:hAnsi="Times New Roman" w:cs="Times New Roman"/>
+          <w:sz w:val="28"/>
+          <w:lang w:val="en-US"/>
+        </w:rPr>
+        <w:t xml:space="preserve"> composer install</w:t>
+      </w:r>
+    </w:p>
+    <w:p>
+      <w:pPr>
+        <w:pStyle w:val="HTML"/>
+        <w:rPr>
+          <w:rFonts w:ascii="Times New Roman" w:hAnsi="Times New Roman" w:cs="Times New Roman"/>
+          <w:sz w:val="28"/>
+          <w:lang w:val="en-US"/>
+        </w:rPr>
+      </w:pPr>
+    </w:p>
+    <w:p>
+      <w:pPr>
+        <w:pStyle w:val="HTML"/>
+        <w:rPr>
+          <w:rStyle w:val="HTML1"/>
+          <w:rFonts w:ascii="Times New Roman" w:hAnsi="Times New Roman" w:cs="Times New Roman"/>
+          <w:sz w:val="28"/>
+          <w:lang w:val="en-US"/>
+        </w:rPr>
+      </w:pPr>
+      <w:proofErr w:type="spellStart"/>
+      <w:proofErr w:type="gramStart"/>
+      <w:r>
+        <w:rPr>
+          <w:rStyle w:val="HTML1"/>
+          <w:rFonts w:ascii="Times New Roman" w:hAnsi="Times New Roman" w:cs="Times New Roman"/>
+          <w:sz w:val="28"/>
+          <w:lang w:val="en-US"/>
+        </w:rPr>
+        <w:t>docker</w:t>
+      </w:r>
+      <w:proofErr w:type="spellEnd"/>
+      <w:proofErr w:type="gramEnd"/>
+      <w:r>
+        <w:rPr>
+          <w:rStyle w:val="HTML1"/>
+          <w:rFonts w:ascii="Times New Roman" w:hAnsi="Times New Roman" w:cs="Times New Roman"/>
+          <w:sz w:val="28"/>
+          <w:lang w:val="en-US"/>
+        </w:rPr>
+        <w:t xml:space="preserve"> compose up -d </w:t>
+      </w:r>
+      <w:r>
+        <w:rPr>
+          <w:rStyle w:val="HTML1"/>
+          <w:rFonts w:ascii="Times New Roman" w:hAnsi="Times New Roman" w:cs="Times New Roman"/>
+          <w:sz w:val="28"/>
+          <w:lang w:val="en-US"/>
+        </w:rPr>
+        <w:t>–</w:t>
+      </w:r>
+      <w:r>
+        <w:rPr>
+          <w:rStyle w:val="HTML1"/>
+          <w:rFonts w:ascii="Times New Roman" w:hAnsi="Times New Roman" w:cs="Times New Roman"/>
+          <w:sz w:val="28"/>
+          <w:lang w:val="en-US"/>
+        </w:rPr>
+        <w:t>build</w:t>
+      </w:r>
+    </w:p>
+    <w:p>
+      <w:pPr>
+        <w:pStyle w:val="HTML"/>
+        <w:rPr>
+          <w:rFonts w:ascii="Times New Roman" w:hAnsi="Times New Roman" w:cs="Times New Roman"/>
+          <w:sz w:val="28"/>
+          <w:lang w:val="en-US"/>
+        </w:rPr>
+      </w:pPr>
+    </w:p>
+    <w:p>
+      <w:pPr>
+        <w:pStyle w:val="HTML"/>
+        <w:rPr>
+          <w:rStyle w:val="HTML1"/>
+          <w:rFonts w:ascii="Times New Roman" w:hAnsi="Times New Roman" w:cs="Times New Roman"/>
+          <w:sz w:val="28"/>
+          <w:lang w:val="en-US"/>
+        </w:rPr>
+      </w:pPr>
+      <w:proofErr w:type="spellStart"/>
+      <w:proofErr w:type="gramStart"/>
+      <w:r>
+        <w:rPr>
+          <w:rStyle w:val="HTML1"/>
+          <w:rFonts w:ascii="Times New Roman" w:hAnsi="Times New Roman" w:cs="Times New Roman"/>
+          <w:sz w:val="28"/>
+          <w:lang w:val="en-US"/>
+        </w:rPr>
+        <w:t>docker</w:t>
+      </w:r>
+      <w:proofErr w:type="spellEnd"/>
+      <w:proofErr w:type="gramEnd"/>
+      <w:r>
+        <w:rPr>
+          <w:rStyle w:val="HTML1"/>
+          <w:rFonts w:ascii="Times New Roman" w:hAnsi="Times New Roman" w:cs="Times New Roman"/>
+          <w:sz w:val="28"/>
+          <w:lang w:val="en-US"/>
+        </w:rPr>
+        <w:t xml:space="preserve"> compose exec </w:t>
+      </w:r>
+      <w:proofErr w:type="spellStart"/>
+      <w:r>
+        <w:rPr>
+          <w:rStyle w:val="HTML1"/>
+          <w:rFonts w:ascii="Times New Roman" w:hAnsi="Times New Roman" w:cs="Times New Roman"/>
+          <w:sz w:val="28"/>
+          <w:lang w:val="en-US"/>
+        </w:rPr>
+        <w:t>laravel.test</w:t>
+      </w:r>
+      <w:proofErr w:type="spellEnd"/>
+      <w:r>
+        <w:rPr>
+          <w:rStyle w:val="HTML1"/>
+          <w:rFonts w:ascii="Times New Roman" w:hAnsi="Times New Roman" w:cs="Times New Roman"/>
+          <w:sz w:val="28"/>
+          <w:lang w:val="en-US"/>
+        </w:rPr>
+        <w:t xml:space="preserve"> </w:t>
+      </w:r>
+      <w:proofErr w:type="spellStart"/>
+      <w:r>
+        <w:rPr>
+          <w:rStyle w:val="HTML1"/>
+          <w:rFonts w:ascii="Times New Roman" w:hAnsi="Times New Roman" w:cs="Times New Roman"/>
+          <w:sz w:val="28"/>
+          <w:lang w:val="en-US"/>
+        </w:rPr>
+        <w:t>php</w:t>
+      </w:r>
+      <w:proofErr w:type="spellEnd"/>
+      <w:r>
+        <w:rPr>
+          <w:rStyle w:val="HTML1"/>
+          <w:rFonts w:ascii="Times New Roman" w:hAnsi="Times New Roman" w:cs="Times New Roman"/>
+          <w:sz w:val="28"/>
+          <w:lang w:val="en-US"/>
+        </w:rPr>
+        <w:t xml:space="preserve"> artisan </w:t>
+      </w:r>
+      <w:proofErr w:type="spellStart"/>
+      <w:r>
+        <w:rPr>
+          <w:rStyle w:val="HTML1"/>
+          <w:rFonts w:ascii="Times New Roman" w:hAnsi="Times New Roman" w:cs="Times New Roman"/>
+          <w:sz w:val="28"/>
+          <w:lang w:val="en-US"/>
+        </w:rPr>
+        <w:t>key:generate</w:t>
+      </w:r>
+      <w:proofErr w:type="spellEnd"/>
+    </w:p>
+    <w:p>
+      <w:pPr>
+        <w:pStyle w:val="HTML"/>
+        <w:rPr>
+          <w:rFonts w:ascii="Times New Roman" w:hAnsi="Times New Roman" w:cs="Times New Roman"/>
+          <w:sz w:val="28"/>
+        </w:rPr>
+      </w:pPr>
+    </w:p>
+    <w:p>
+      <w:pPr>
+        <w:pStyle w:val="HTML"/>
+        <w:rPr>
+          <w:rStyle w:val="HTML1"/>
+          <w:rFonts w:ascii="Times New Roman" w:hAnsi="Times New Roman" w:cs="Times New Roman"/>
+          <w:sz w:val="28"/>
+          <w:lang w:val="en-US"/>
+        </w:rPr>
+      </w:pPr>
+      <w:proofErr w:type="spellStart"/>
+      <w:proofErr w:type="gramStart"/>
+      <w:r>
+        <w:rPr>
+          <w:rStyle w:val="HTML1"/>
+          <w:rFonts w:ascii="Times New Roman" w:hAnsi="Times New Roman" w:cs="Times New Roman"/>
+          <w:sz w:val="28"/>
+          <w:lang w:val="en-US"/>
+        </w:rPr>
+        <w:t>docker</w:t>
+      </w:r>
+      <w:proofErr w:type="spellEnd"/>
+      <w:proofErr w:type="gramEnd"/>
+      <w:r>
+        <w:rPr>
+          <w:rStyle w:val="HTML1"/>
+          <w:rFonts w:ascii="Times New Roman" w:hAnsi="Times New Roman" w:cs="Times New Roman"/>
+          <w:sz w:val="28"/>
+          <w:lang w:val="en-US"/>
+        </w:rPr>
+        <w:t xml:space="preserve"> compose exec </w:t>
+      </w:r>
+      <w:proofErr w:type="spellStart"/>
+      <w:r>
+        <w:rPr>
+          <w:rStyle w:val="HTML1"/>
+          <w:rFonts w:ascii="Times New Roman" w:hAnsi="Times New Roman" w:cs="Times New Roman"/>
+          <w:sz w:val="28"/>
+          <w:lang w:val="en-US"/>
+        </w:rPr>
+        <w:t>laravel.test</w:t>
+      </w:r>
+      <w:proofErr w:type="spellEnd"/>
+      <w:r>
+        <w:rPr>
+          <w:rStyle w:val="HTML1"/>
+          <w:rFonts w:ascii="Times New Roman" w:hAnsi="Times New Roman" w:cs="Times New Roman"/>
+          <w:sz w:val="28"/>
+          <w:lang w:val="en-US"/>
+        </w:rPr>
+        <w:t xml:space="preserve"> </w:t>
+      </w:r>
+      <w:proofErr w:type="spellStart"/>
+      <w:r>
+        <w:rPr>
+          <w:rStyle w:val="HTML1"/>
+          <w:rFonts w:ascii="Times New Roman" w:hAnsi="Times New Roman" w:cs="Times New Roman"/>
+          <w:sz w:val="28"/>
+          <w:lang w:val="en-US"/>
+        </w:rPr>
+        <w:t>php</w:t>
+      </w:r>
+      <w:proofErr w:type="spellEnd"/>
+      <w:r>
+        <w:rPr>
+          <w:rStyle w:val="HTML1"/>
+          <w:rFonts w:ascii="Times New Roman" w:hAnsi="Times New Roman" w:cs="Times New Roman"/>
+          <w:sz w:val="28"/>
+          <w:lang w:val="en-US"/>
+        </w:rPr>
+        <w:t xml:space="preserve"> artisan migrate</w:t>
+      </w:r>
+    </w:p>
+    <w:p>
+      <w:pPr>
+        <w:pStyle w:val="HTML"/>
+        <w:rPr>
+          <w:rStyle w:val="HTML1"/>
+          <w:rFonts w:ascii="Times New Roman" w:hAnsi="Times New Roman" w:cs="Times New Roman"/>
+          <w:sz w:val="28"/>
+          <w:lang w:val="en-US"/>
+        </w:rPr>
+      </w:pPr>
+    </w:p>
+    <w:p>
+      <w:pPr>
+        <w:pStyle w:val="HTML"/>
+        <w:rPr>
+          <w:rFonts w:ascii="Times New Roman" w:hAnsi="Times New Roman" w:cs="Times New Roman"/>
+          <w:sz w:val="28"/>
+          <w:lang w:val="en-US"/>
+        </w:rPr>
+      </w:pPr>
+      <w:proofErr w:type="spellStart"/>
+      <w:proofErr w:type="gramStart"/>
+      <w:r>
+        <w:rPr>
+          <w:rFonts w:ascii="Times New Roman" w:hAnsi="Times New Roman" w:cs="Times New Roman"/>
+          <w:sz w:val="28"/>
+          <w:lang w:val="en-US"/>
+        </w:rPr>
+        <w:t>docker</w:t>
+      </w:r>
+      <w:proofErr w:type="spellEnd"/>
+      <w:proofErr w:type="gramEnd"/>
+      <w:r>
+        <w:rPr>
+          <w:rFonts w:ascii="Times New Roman" w:hAnsi="Times New Roman" w:cs="Times New Roman"/>
+          <w:sz w:val="28"/>
+          <w:lang w:val="en-US"/>
+        </w:rPr>
+        <w:t xml:space="preserve"> compose exec </w:t>
+      </w:r>
+      <w:proofErr w:type="spellStart"/>
+      <w:r>
+        <w:rPr>
+          <w:rFonts w:ascii="Times New Roman" w:hAnsi="Times New Roman" w:cs="Times New Roman"/>
+          <w:sz w:val="28"/>
+          <w:lang w:val="en-US"/>
+        </w:rPr>
+        <w:t>laravel.test</w:t>
+      </w:r>
+      <w:proofErr w:type="spellEnd"/>
+      <w:r>
+        <w:rPr>
+          <w:rFonts w:ascii="Times New Roman" w:hAnsi="Times New Roman" w:cs="Times New Roman"/>
+          <w:sz w:val="28"/>
+          <w:lang w:val="en-US"/>
+        </w:rPr>
+        <w:t xml:space="preserve"> </w:t>
+      </w:r>
+      <w:proofErr w:type="spellStart"/>
+      <w:r>
+        <w:rPr>
+          <w:rFonts w:ascii="Times New Roman" w:hAnsi="Times New Roman" w:cs="Times New Roman"/>
+          <w:sz w:val="28"/>
+          <w:lang w:val="en-US"/>
+        </w:rPr>
+        <w:t>php</w:t>
+      </w:r>
+      <w:proofErr w:type="spellEnd"/>
+      <w:r>
+        <w:rPr>
+          <w:rFonts w:ascii="Times New Roman" w:hAnsi="Times New Roman" w:cs="Times New Roman"/>
+          <w:sz w:val="28"/>
+          <w:lang w:val="en-US"/>
+        </w:rPr>
+        <w:t xml:space="preserve"> artisan </w:t>
+      </w:r>
+      <w:proofErr w:type="spellStart"/>
+      <w:r>
+        <w:rPr>
+          <w:rFonts w:ascii="Times New Roman" w:hAnsi="Times New Roman" w:cs="Times New Roman"/>
+          <w:sz w:val="28"/>
+          <w:lang w:val="en-US"/>
+        </w:rPr>
+        <w:t>db:seed</w:t>
+      </w:r>
+      <w:proofErr w:type="spellEnd"/>
+    </w:p>
+    <w:p>
+      <w:pPr>
+        <w:pStyle w:val="HTML"/>
+        <w:rPr>
+          <w:lang w:val="en-US"/>
+        </w:rPr>
+      </w:pPr>
+    </w:p>
+    <w:p>
+      <w:pPr>
+        <w:pStyle w:val="HTML"/>
+        <w:rPr>
+          <w:lang w:val="en-US"/>
+        </w:rPr>
+      </w:pPr>
+    </w:p>
+    <w:p>
+      <w:pPr>
+        <w:pStyle w:val="HTML"/>
+        <w:rPr>
+          <w:rStyle w:val="HTML1"/>
+          <w:lang w:val="en-US"/>
+        </w:rPr>
+      </w:pPr>
+    </w:p>
+    <w:p>
+      <w:pPr>
+        <w:pStyle w:val="HTML"/>
+        <w:rPr>
+          <w:rStyle w:val="HTML1"/>
+          <w:lang w:val="en-US"/>
+        </w:rPr>
+      </w:pPr>
+    </w:p>
+    <w:p>
+      <w:pPr>
+        <w:pStyle w:val="HTML"/>
+        <w:rPr>
+          <w:rFonts w:ascii="Times New Roman" w:hAnsi="Times New Roman" w:cs="Times New Roman"/>
+          <w:sz w:val="28"/>
+          <w:lang w:val="en-US"/>
+        </w:rPr>
+      </w:pPr>
+      <w:r>
+        <w:rPr>
+          <w:rFonts w:ascii="Times New Roman" w:hAnsi="Times New Roman" w:cs="Times New Roman"/>
+          <w:sz w:val="28"/>
+        </w:rPr>
+        <w:t>Миграция</w:t>
+      </w:r>
+      <w:r>
+        <w:rPr>
+          <w:rFonts w:ascii="Times New Roman" w:hAnsi="Times New Roman" w:cs="Times New Roman"/>
+          <w:sz w:val="28"/>
+          <w:lang w:val="en-US"/>
+        </w:rPr>
+        <w:t xml:space="preserve"> </w:t>
+      </w:r>
+      <w:proofErr w:type="spellStart"/>
+      <w:r>
+        <w:rPr>
+          <w:rFonts w:ascii="Times New Roman" w:hAnsi="Times New Roman" w:cs="Times New Roman"/>
+          <w:sz w:val="28"/>
+          <w:lang w:val="en-US"/>
+        </w:rPr>
+        <w:t>create</w:t>
+      </w:r>
+      <w:r>
+        <w:rPr>
+          <w:rFonts w:ascii="Times New Roman" w:hAnsi="Times New Roman" w:cs="Times New Roman"/>
+          <w:sz w:val="28"/>
+          <w:lang w:val="en-US"/>
+        </w:rPr>
+        <w:t>_</w:t>
+      </w:r>
+      <w:r>
+        <w:rPr>
+          <w:rFonts w:ascii="Times New Roman" w:hAnsi="Times New Roman" w:cs="Times New Roman"/>
+          <w:sz w:val="28"/>
+          <w:lang w:val="en-US"/>
+        </w:rPr>
+        <w:t>users</w:t>
+      </w:r>
+      <w:r>
+        <w:rPr>
+          <w:rFonts w:ascii="Times New Roman" w:hAnsi="Times New Roman" w:cs="Times New Roman"/>
+          <w:sz w:val="28"/>
+          <w:lang w:val="en-US"/>
+        </w:rPr>
+        <w:t>_</w:t>
+      </w:r>
+      <w:r>
+        <w:rPr>
+          <w:rFonts w:ascii="Times New Roman" w:hAnsi="Times New Roman" w:cs="Times New Roman"/>
+          <w:sz w:val="28"/>
+          <w:lang w:val="en-US"/>
+        </w:rPr>
+        <w:t>table</w:t>
+      </w:r>
+      <w:proofErr w:type="spellEnd"/>
+      <w:r>
+        <w:rPr>
+          <w:rFonts w:ascii="Times New Roman" w:hAnsi="Times New Roman" w:cs="Times New Roman"/>
+          <w:sz w:val="28"/>
+          <w:lang w:val="en-US"/>
+        </w:rPr>
+        <w:t xml:space="preserve"> – </w:t>
+      </w:r>
+      <w:r>
+        <w:rPr>
+          <w:rFonts w:ascii="Times New Roman" w:hAnsi="Times New Roman" w:cs="Times New Roman"/>
+          <w:sz w:val="28"/>
+        </w:rPr>
+        <w:t>таблица</w:t>
+      </w:r>
+      <w:r>
+        <w:rPr>
+          <w:rFonts w:ascii="Times New Roman" w:hAnsi="Times New Roman" w:cs="Times New Roman"/>
+          <w:sz w:val="28"/>
+          <w:lang w:val="en-US"/>
+        </w:rPr>
+        <w:t xml:space="preserve"> </w:t>
+      </w:r>
+      <w:r>
+        <w:rPr>
+          <w:rFonts w:ascii="Times New Roman" w:hAnsi="Times New Roman" w:cs="Times New Roman"/>
+          <w:sz w:val="28"/>
+          <w:lang w:val="en-US"/>
+        </w:rPr>
+        <w:t>users</w:t>
+      </w:r>
+    </w:p>
+    <w:p>
+      <w:pPr>
+        <w:pStyle w:val="HTML"/>
+        <w:rPr>
+          <w:rFonts w:ascii="Times New Roman" w:hAnsi="Times New Roman" w:cs="Times New Roman"/>
+          <w:sz w:val="28"/>
+          <w:lang w:val="en-US"/>
+        </w:rPr>
+      </w:pPr>
+      <w:r>
+        <w:rPr>
+          <w:rFonts w:ascii="Times New Roman" w:hAnsi="Times New Roman" w:cs="Times New Roman"/>
+          <w:sz w:val="28"/>
+        </w:rPr>
+        <w:t>Миграция</w:t>
+      </w:r>
+      <w:r>
+        <w:rPr>
+          <w:rFonts w:ascii="Times New Roman" w:hAnsi="Times New Roman" w:cs="Times New Roman"/>
+          <w:sz w:val="28"/>
+          <w:lang w:val="en-US"/>
+        </w:rPr>
+        <w:t xml:space="preserve"> </w:t>
+      </w:r>
+      <w:proofErr w:type="spellStart"/>
+      <w:r>
+        <w:rPr>
+          <w:rFonts w:ascii="Times New Roman" w:hAnsi="Times New Roman" w:cs="Times New Roman"/>
+          <w:sz w:val="28"/>
+          <w:lang w:val="en-US"/>
+        </w:rPr>
+        <w:t>create_companies_reviews_table</w:t>
+      </w:r>
+      <w:proofErr w:type="spellEnd"/>
+      <w:r>
+        <w:rPr>
+          <w:rFonts w:ascii="Times New Roman" w:hAnsi="Times New Roman" w:cs="Times New Roman"/>
+          <w:sz w:val="28"/>
+          <w:lang w:val="en-US"/>
+        </w:rPr>
+        <w:t xml:space="preserve"> – </w:t>
+      </w:r>
+      <w:r>
+        <w:rPr>
+          <w:rFonts w:ascii="Times New Roman" w:hAnsi="Times New Roman" w:cs="Times New Roman"/>
+          <w:sz w:val="28"/>
+        </w:rPr>
+        <w:t>таблицы</w:t>
+      </w:r>
+      <w:r>
+        <w:rPr>
+          <w:rFonts w:ascii="Times New Roman" w:hAnsi="Times New Roman" w:cs="Times New Roman"/>
+          <w:sz w:val="28"/>
+          <w:lang w:val="en-US"/>
+        </w:rPr>
+        <w:t xml:space="preserve"> </w:t>
+      </w:r>
+      <w:r>
+        <w:rPr>
+          <w:rFonts w:ascii="Times New Roman" w:hAnsi="Times New Roman" w:cs="Times New Roman"/>
+          <w:sz w:val="28"/>
+          <w:lang w:val="en-US"/>
+        </w:rPr>
+        <w:t xml:space="preserve">companies </w:t>
+      </w:r>
+      <w:r>
+        <w:rPr>
+          <w:rFonts w:ascii="Times New Roman" w:hAnsi="Times New Roman" w:cs="Times New Roman"/>
+          <w:sz w:val="28"/>
+        </w:rPr>
+        <w:t>и</w:t>
+      </w:r>
+      <w:r>
+        <w:rPr>
+          <w:rFonts w:ascii="Times New Roman" w:hAnsi="Times New Roman" w:cs="Times New Roman"/>
+          <w:sz w:val="28"/>
+          <w:lang w:val="en-US"/>
+        </w:rPr>
+        <w:t xml:space="preserve"> </w:t>
+      </w:r>
+      <w:r>
+        <w:rPr>
+          <w:rFonts w:ascii="Times New Roman" w:hAnsi="Times New Roman" w:cs="Times New Roman"/>
+          <w:sz w:val="28"/>
+          <w:lang w:val="en-US"/>
+        </w:rPr>
+        <w:t>reviews</w:t>
+      </w:r>
+    </w:p>
+    <w:p>
+      <w:pPr>
+        <w:pStyle w:val="HTML"/>
+        <w:rPr>
+          <w:rFonts w:ascii="Times New Roman" w:hAnsi="Times New Roman" w:cs="Times New Roman"/>
+          <w:sz w:val="28"/>
+          <w:lang w:val="en-US"/>
+        </w:rPr>
+      </w:pPr>
+    </w:p>
+    <w:p>
+      <w:pPr>
+        <w:pStyle w:val="HTML"/>
+        <w:rPr>
+          <w:rFonts w:ascii="Times New Roman" w:hAnsi="Times New Roman" w:cs="Times New Roman"/>
+          <w:sz w:val="28"/>
+          <w:lang w:val="en-US"/>
+        </w:rPr>
+      </w:pPr>
+      <w:r>
+        <w:rPr>
+          <w:rFonts w:ascii="Times New Roman" w:hAnsi="Times New Roman" w:cs="Times New Roman"/>
+          <w:sz w:val="28"/>
+        </w:rPr>
+        <w:t>Для</w:t>
+      </w:r>
+      <w:r>
+        <w:rPr>
+          <w:rFonts w:ascii="Times New Roman" w:hAnsi="Times New Roman" w:cs="Times New Roman"/>
+          <w:sz w:val="28"/>
+          <w:lang w:val="en-US"/>
+        </w:rPr>
+        <w:t xml:space="preserve"> </w:t>
+      </w:r>
+      <w:proofErr w:type="spellStart"/>
+      <w:r>
+        <w:rPr>
+          <w:rFonts w:ascii="Times New Roman" w:hAnsi="Times New Roman" w:cs="Times New Roman"/>
+          <w:sz w:val="28"/>
+          <w:lang w:val="en-US"/>
+        </w:rPr>
+        <w:t>pgAdmin</w:t>
+      </w:r>
+      <w:proofErr w:type="spellEnd"/>
+      <w:r>
+        <w:rPr>
+          <w:rFonts w:ascii="Times New Roman" w:hAnsi="Times New Roman" w:cs="Times New Roman"/>
+          <w:sz w:val="28"/>
+          <w:lang w:val="en-US"/>
+        </w:rPr>
+        <w:t xml:space="preserve"> </w:t>
+      </w:r>
+      <w:r>
+        <w:rPr>
+          <w:rFonts w:ascii="Times New Roman" w:hAnsi="Times New Roman" w:cs="Times New Roman"/>
+          <w:sz w:val="28"/>
+          <w:lang w:val="en-US"/>
+        </w:rPr>
+        <w:t>- FORWARD_DB_PORT=5433</w:t>
+      </w:r>
+      <w:bookmarkStart w:id="0" w:name="_GoBack"/>
+      <w:bookmarkEnd w:id="0"/>
+    </w:p>
+    <w:p>
+      <w:pPr>
+        <w:pStyle w:val="HTML"/>
+        <w:rPr>
+          <w:rFonts w:ascii="Times New Roman" w:hAnsi="Times New Roman" w:cs="Times New Roman"/>
+          <w:sz w:val="28"/>
+          <w:lang w:val="en-US"/>
+        </w:rPr>
+      </w:pPr>
+    </w:p>
+    <w:p>
+      <w:pPr>
+        <w:pStyle w:val="HTML"/>
+        <w:rPr>
+          <w:rFonts w:ascii="Times New Roman" w:hAnsi="Times New Roman" w:cs="Times New Roman"/>
+          <w:sz w:val="28"/>
+          <w:lang w:val="en-US"/>
+        </w:rPr>
+      </w:pPr>
+    </w:p>
+    <w:p>
+      <w:pPr>
+        <w:pStyle w:val="HTML"/>
+        <w:rPr>
+          <w:rStyle w:val="HTML1"/>
+          <w:lang w:val="en-US"/>
+        </w:rPr>
+      </w:pPr>
+    </w:p>
+    <w:p>
+      <w:pPr>
+        <w:pStyle w:val="HTML"/>
+        <w:rPr>
+          <w:rStyle w:val="HTML1"/>
+          <w:lang w:val="en-US"/>
+        </w:rPr>
+      </w:pPr>
+    </w:p>
+    <w:p>
+      <w:pPr>
+        <w:pStyle w:val="HTML"/>
+        <w:rPr>
+          <w:lang w:val="en-US"/>
+        </w:rPr>
+      </w:pPr>
     </w:p>
     <w:p>
       <w:pPr>
@@ -21,9 +1091,24 @@
           <w:ilvl w:val="0"/>
           <w:numId w:val="1"/>
         </w:numPr>
-      </w:pPr>
-      <w:r>
-        <w:rPr>
+        <w:spacing w:after="120"/>
+        <w:contextualSpacing w:val="0"/>
+        <w:jc w:val="center"/>
+        <w:outlineLvl w:val="0"/>
+        <w:rPr>
+          <w:rFonts w:ascii="Times New Roman" w:hAnsi="Times New Roman" w:cs="Times New Roman"/>
+          <w:b/>
+          <w:sz w:val="32"/>
+          <w:szCs w:val="32"/>
+          <w:lang w:val="en-US"/>
+        </w:rPr>
+      </w:pPr>
+      <w:r>
+        <w:rPr>
+          <w:rFonts w:ascii="Times New Roman" w:hAnsi="Times New Roman" w:cs="Times New Roman"/>
+          <w:b/>
+          <w:sz w:val="32"/>
+          <w:szCs w:val="32"/>
           <w:lang w:val="en-US"/>
         </w:rPr>
         <w:t>API</w:t>
@@ -1529,6 +2614,7 @@
                 <w:sz w:val="28"/>
                 <w:szCs w:val="32"/>
               </w:rPr>
+              <w:lastRenderedPageBreak/>
               <w:t>Изменение компании</w:t>
             </w:r>
           </w:p>
@@ -3225,8 +4311,6 @@
       <w:pPr>
         <w:jc w:val="center"/>
       </w:pPr>
-      <w:bookmarkStart w:id="0" w:name="_GoBack"/>
-      <w:bookmarkEnd w:id="0"/>
     </w:p>
     <w:p>
       <w:pPr>
@@ -3244,7 +4328,6 @@
           <w:noProof/>
           <w:lang w:eastAsia="ru-RU"/>
         </w:rPr>
-        <w:lastRenderedPageBreak/>
         <w:drawing>
           <wp:inline distT="0" distB="0" distL="0" distR="0" wp14:anchorId="0F92052B" wp14:editId="6FDCEE01">
             <wp:extent cx="6645910" cy="1623695"/>
@@ -3309,6 +4392,7 @@
           <w:noProof/>
           <w:lang w:eastAsia="ru-RU"/>
         </w:rPr>
+        <w:lastRenderedPageBreak/>
         <w:drawing>
           <wp:inline distT="0" distB="0" distL="0" distR="0" wp14:anchorId="26B25407" wp14:editId="5AEA9D0B">
             <wp:extent cx="6645910" cy="4326255"/>
@@ -3403,7 +4487,6 @@
           <w:noProof/>
           <w:lang w:eastAsia="ru-RU"/>
         </w:rPr>
-        <w:lastRenderedPageBreak/>
         <w:drawing>
           <wp:inline distT="0" distB="0" distL="0" distR="0" wp14:anchorId="45A7EF50" wp14:editId="25042F37">
             <wp:extent cx="6645910" cy="3349625"/>
@@ -3527,6 +4610,7 @@
           <w:noProof/>
           <w:lang w:eastAsia="ru-RU"/>
         </w:rPr>
+        <w:lastRenderedPageBreak/>
         <w:drawing>
           <wp:inline distT="0" distB="0" distL="0" distR="0" wp14:anchorId="2AB60E5F" wp14:editId="53C22EF6">
             <wp:extent cx="6645910" cy="2343785"/>
@@ -3623,7 +4707,6 @@
           <w:noProof/>
           <w:lang w:eastAsia="ru-RU"/>
         </w:rPr>
-        <w:lastRenderedPageBreak/>
         <w:drawing>
           <wp:inline distT="0" distB="0" distL="0" distR="0" wp14:anchorId="340909F4" wp14:editId="2D21F8D6">
             <wp:extent cx="6645910" cy="3209290"/>
@@ -5252,6 +6335,127 @@
 <file path=word/numbering.xml><?xml version="1.0" encoding="utf-8"?>
 <w:numbering xmlns:wpc="http://schemas.microsoft.com/office/word/2010/wordprocessingCanvas" xmlns:mc="http://schemas.openxmlformats.org/markup-compatibility/2006" xmlns:o="urn:schemas-microsoft-com:office:office" xmlns:r="http://schemas.openxmlformats.org/officeDocument/2006/relationships" xmlns:m="http://schemas.openxmlformats.org/officeDocument/2006/math" xmlns:v="urn:schemas-microsoft-com:vml" xmlns:wp14="http://schemas.microsoft.com/office/word/2010/wordprocessingDrawing" xmlns:wp="http://schemas.openxmlformats.org/drawingml/2006/wordprocessingDrawing" xmlns:w10="urn:schemas-microsoft-com:office:word" xmlns:w="http://schemas.openxmlformats.org/wordprocessingml/2006/main" xmlns:w14="http://schemas.microsoft.com/office/word/2010/wordml" xmlns:w15="http://schemas.microsoft.com/office/word/2012/wordml" xmlns:wpg="http://schemas.microsoft.com/office/word/2010/wordprocessingGroup" xmlns:wpi="http://schemas.microsoft.com/office/word/2010/wordprocessingInk" xmlns:wne="http://schemas.microsoft.com/office/word/2006/wordml" xmlns:wps="http://schemas.microsoft.com/office/word/2010/wordprocessingShape" mc:Ignorable="w14 w15 wp14">
   <w:abstractNum w:abstractNumId="0" w15:restartNumberingAfterBreak="0">
+    <w:nsid w:val="3DCC0400"/>
+    <w:multiLevelType w:val="multilevel"/>
+    <w:tmpl w:val="400EE88A"/>
+    <w:lvl w:ilvl="0">
+      <w:start w:val="1"/>
+      <w:numFmt w:val="decimal"/>
+      <w:lvlText w:val="%1."/>
+      <w:lvlJc w:val="left"/>
+      <w:pPr>
+        <w:ind w:left="720" w:hanging="360"/>
+      </w:pPr>
+      <w:rPr>
+        <w:rFonts w:hint="default"/>
+      </w:rPr>
+    </w:lvl>
+    <w:lvl w:ilvl="1">
+      <w:start w:val="1"/>
+      <w:numFmt w:val="decimal"/>
+      <w:isLgl/>
+      <w:lvlText w:val="%1.%2."/>
+      <w:lvlJc w:val="left"/>
+      <w:pPr>
+        <w:ind w:left="1440" w:hanging="720"/>
+      </w:pPr>
+      <w:rPr>
+        <w:rFonts w:hint="default"/>
+      </w:rPr>
+    </w:lvl>
+    <w:lvl w:ilvl="2">
+      <w:start w:val="1"/>
+      <w:numFmt w:val="decimal"/>
+      <w:isLgl/>
+      <w:lvlText w:val="%1.%2.%3."/>
+      <w:lvlJc w:val="left"/>
+      <w:pPr>
+        <w:ind w:left="1800" w:hanging="720"/>
+      </w:pPr>
+      <w:rPr>
+        <w:rFonts w:hint="default"/>
+      </w:rPr>
+    </w:lvl>
+    <w:lvl w:ilvl="3">
+      <w:start w:val="1"/>
+      <w:numFmt w:val="decimal"/>
+      <w:isLgl/>
+      <w:lvlText w:val="%1.%2.%3.%4."/>
+      <w:lvlJc w:val="left"/>
+      <w:pPr>
+        <w:ind w:left="2520" w:hanging="1080"/>
+      </w:pPr>
+      <w:rPr>
+        <w:rFonts w:hint="default"/>
+      </w:rPr>
+    </w:lvl>
+    <w:lvl w:ilvl="4">
+      <w:start w:val="1"/>
+      <w:numFmt w:val="decimal"/>
+      <w:isLgl/>
+      <w:lvlText w:val="%1.%2.%3.%4.%5."/>
+      <w:lvlJc w:val="left"/>
+      <w:pPr>
+        <w:ind w:left="3240" w:hanging="1440"/>
+      </w:pPr>
+      <w:rPr>
+        <w:rFonts w:hint="default"/>
+      </w:rPr>
+    </w:lvl>
+    <w:lvl w:ilvl="5">
+      <w:start w:val="1"/>
+      <w:numFmt w:val="decimal"/>
+      <w:isLgl/>
+      <w:lvlText w:val="%1.%2.%3.%4.%5.%6."/>
+      <w:lvlJc w:val="left"/>
+      <w:pPr>
+        <w:ind w:left="3600" w:hanging="1440"/>
+      </w:pPr>
+      <w:rPr>
+        <w:rFonts w:hint="default"/>
+      </w:rPr>
+    </w:lvl>
+    <w:lvl w:ilvl="6">
+      <w:start w:val="1"/>
+      <w:numFmt w:val="decimal"/>
+      <w:isLgl/>
+      <w:lvlText w:val="%1.%2.%3.%4.%5.%6.%7."/>
+      <w:lvlJc w:val="left"/>
+      <w:pPr>
+        <w:ind w:left="4320" w:hanging="1800"/>
+      </w:pPr>
+      <w:rPr>
+        <w:rFonts w:hint="default"/>
+      </w:rPr>
+    </w:lvl>
+    <w:lvl w:ilvl="7">
+      <w:start w:val="1"/>
+      <w:numFmt w:val="decimal"/>
+      <w:isLgl/>
+      <w:lvlText w:val="%1.%2.%3.%4.%5.%6.%7.%8."/>
+      <w:lvlJc w:val="left"/>
+      <w:pPr>
+        <w:ind w:left="5040" w:hanging="2160"/>
+      </w:pPr>
+      <w:rPr>
+        <w:rFonts w:hint="default"/>
+      </w:rPr>
+    </w:lvl>
+    <w:lvl w:ilvl="8">
+      <w:start w:val="1"/>
+      <w:numFmt w:val="decimal"/>
+      <w:isLgl/>
+      <w:lvlText w:val="%1.%2.%3.%4.%5.%6.%7.%8.%9."/>
+      <w:lvlJc w:val="left"/>
+      <w:pPr>
+        <w:ind w:left="5400" w:hanging="2160"/>
+      </w:pPr>
+      <w:rPr>
+        <w:rFonts w:hint="default"/>
+      </w:rPr>
+    </w:lvl>
+  </w:abstractNum>
+  <w:abstractNum w:abstractNumId="1" w15:restartNumberingAfterBreak="0">
     <w:nsid w:val="5D2B7567"/>
     <w:multiLevelType w:val="hybridMultilevel"/>
     <w:tmpl w:val="C7104936"/>
@@ -5341,6 +6545,9 @@
     </w:lvl>
   </w:abstractNum>
   <w:num w:numId="1">
+    <w:abstractNumId w:val="1"/>
+  </w:num>
+  <w:num w:numId="2">
     <w:abstractNumId w:val="0"/>
   </w:num>
 </w:numbering>
@@ -5798,6 +7005,108 @@
       </w:tblBorders>
     </w:tblPr>
   </w:style>
+  <w:style w:type="paragraph" w:styleId="a5">
+    <w:name w:val="Balloon Text"/>
+    <w:basedOn w:val="a"/>
+    <w:link w:val="a6"/>
+    <w:uiPriority w:val="99"/>
+    <w:semiHidden/>
+    <w:unhideWhenUsed/>
+    <w:rsid w:val="005920C5"/>
+    <w:pPr>
+      <w:spacing w:after="0" w:line="240" w:lineRule="auto"/>
+    </w:pPr>
+    <w:rPr>
+      <w:rFonts w:ascii="Segoe UI" w:hAnsi="Segoe UI" w:cs="Segoe UI"/>
+      <w:sz w:val="18"/>
+      <w:szCs w:val="18"/>
+    </w:rPr>
+  </w:style>
+  <w:style w:type="character" w:customStyle="1" w:styleId="a6">
+    <w:name w:val="Текст выноски Знак"/>
+    <w:basedOn w:val="a0"/>
+    <w:link w:val="a5"/>
+    <w:uiPriority w:val="99"/>
+    <w:semiHidden/>
+    <w:rsid w:val="005920C5"/>
+    <w:rPr>
+      <w:rFonts w:ascii="Segoe UI" w:hAnsi="Segoe UI" w:cs="Segoe UI"/>
+      <w:sz w:val="18"/>
+      <w:szCs w:val="18"/>
+    </w:rPr>
+  </w:style>
+  <w:style w:type="paragraph" w:styleId="HTML">
+    <w:name w:val="HTML Preformatted"/>
+    <w:basedOn w:val="a"/>
+    <w:link w:val="HTML0"/>
+    <w:uiPriority w:val="99"/>
+    <w:unhideWhenUsed/>
+    <w:rsid w:val="005920C5"/>
+    <w:pPr>
+      <w:tabs>
+        <w:tab w:val="left" w:pos="916"/>
+        <w:tab w:val="left" w:pos="1832"/>
+        <w:tab w:val="left" w:pos="2748"/>
+        <w:tab w:val="left" w:pos="3664"/>
+        <w:tab w:val="left" w:pos="4580"/>
+        <w:tab w:val="left" w:pos="5496"/>
+        <w:tab w:val="left" w:pos="6412"/>
+        <w:tab w:val="left" w:pos="7328"/>
+        <w:tab w:val="left" w:pos="8244"/>
+        <w:tab w:val="left" w:pos="9160"/>
+        <w:tab w:val="left" w:pos="10076"/>
+        <w:tab w:val="left" w:pos="10992"/>
+        <w:tab w:val="left" w:pos="11908"/>
+        <w:tab w:val="left" w:pos="12824"/>
+        <w:tab w:val="left" w:pos="13740"/>
+        <w:tab w:val="left" w:pos="14656"/>
+      </w:tabs>
+      <w:spacing w:after="0" w:line="240" w:lineRule="auto"/>
+    </w:pPr>
+    <w:rPr>
+      <w:rFonts w:ascii="Courier New" w:eastAsia="Times New Roman" w:hAnsi="Courier New" w:cs="Courier New"/>
+      <w:sz w:val="20"/>
+      <w:szCs w:val="20"/>
+      <w:lang w:eastAsia="ru-RU"/>
+    </w:rPr>
+  </w:style>
+  <w:style w:type="character" w:customStyle="1" w:styleId="HTML0">
+    <w:name w:val="Стандартный HTML Знак"/>
+    <w:basedOn w:val="a0"/>
+    <w:link w:val="HTML"/>
+    <w:uiPriority w:val="99"/>
+    <w:rsid w:val="005920C5"/>
+    <w:rPr>
+      <w:rFonts w:ascii="Courier New" w:eastAsia="Times New Roman" w:hAnsi="Courier New" w:cs="Courier New"/>
+      <w:sz w:val="20"/>
+      <w:szCs w:val="20"/>
+      <w:lang w:eastAsia="ru-RU"/>
+    </w:rPr>
+  </w:style>
+  <w:style w:type="character" w:styleId="HTML1">
+    <w:name w:val="HTML Code"/>
+    <w:basedOn w:val="a0"/>
+    <w:uiPriority w:val="99"/>
+    <w:semiHidden/>
+    <w:unhideWhenUsed/>
+    <w:rsid w:val="005920C5"/>
+    <w:rPr>
+      <w:rFonts w:ascii="Courier New" w:eastAsia="Times New Roman" w:hAnsi="Courier New" w:cs="Courier New"/>
+      <w:sz w:val="20"/>
+      <w:szCs w:val="20"/>
+    </w:rPr>
+  </w:style>
+  <w:style w:type="character" w:styleId="a7">
+    <w:name w:val="Hyperlink"/>
+    <w:basedOn w:val="a0"/>
+    <w:uiPriority w:val="99"/>
+    <w:unhideWhenUsed/>
+    <w:rsid w:val="00C459E3"/>
+    <w:rPr>
+      <w:color w:val="0563C1" w:themeColor="hyperlink"/>
+      <w:u w:val="single"/>
+    </w:rPr>
+  </w:style>
 </w:styles>
 </file>
 
